--- a/Boshqa fayllar/2. Million dastur/tmo/Buyruq.docx
+++ b/Boshqa fayllar/2. Million dastur/tmo/Buyruq.docx
@@ -169,7 +169,7 @@
           <w:lang w:val="uz-Cyrl-UZ"/>
         </w:rPr>
         <w:tab/>
-        <w:t xml:space="preserve">                          </w:t>
+        <w:t xml:space="preserve">                         </w:t>
       </w:r>
       <w:r>
         <w:rPr>
@@ -179,9 +179,8 @@
           <w:szCs w:val="24"/>
           <w:lang w:val="en-US"/>
         </w:rPr>
-        <w:t xml:space="preserve">«01» </w:t>
-      </w:r>
-      <w:proofErr w:type="gramStart"/>
+        <w:t>«</w:t>
+      </w:r>
       <w:r>
         <w:rPr>
           <w:b/>
@@ -190,8 +189,30 @@
           <w:szCs w:val="24"/>
           <w:lang w:val="en-US"/>
         </w:rPr>
-        <w:t xml:space="preserve">mart </w:t>
-      </w:r>
+        <w:t>09</w:t>
+      </w:r>
+      <w:r>
+        <w:rPr>
+          <w:b/>
+          <w:bCs/>
+          <w:sz w:val="24"/>
+          <w:szCs w:val="24"/>
+          <w:lang w:val="en-US"/>
+        </w:rPr>
+        <w:t xml:space="preserve">» </w:t>
+      </w:r>
+      <w:proofErr w:type="spellStart"/>
+      <w:r>
+        <w:rPr>
+          <w:b/>
+          <w:bCs/>
+          <w:sz w:val="24"/>
+          <w:szCs w:val="24"/>
+          <w:lang w:val="en-US"/>
+        </w:rPr>
+        <w:t>fevral</w:t>
+      </w:r>
+      <w:proofErr w:type="spellEnd"/>
       <w:r>
         <w:rPr>
           <w:b/>
@@ -206,9 +227,8 @@
           <w:sz w:val="24"/>
           <w:lang w:val="en-US"/>
         </w:rPr>
-        <w:t>5</w:t>
-      </w:r>
-      <w:proofErr w:type="gramEnd"/>
+        <w:t>6</w:t>
+      </w:r>
       <w:r>
         <w:rPr>
           <w:b/>
@@ -242,7 +262,7 @@
           <w:b/>
           <w:sz w:val="28"/>
           <w:szCs w:val="28"/>
-          <w:lang w:val="en-US"/>
+          <w:lang w:val="uz-Cyrl-UZ"/>
         </w:rPr>
       </w:pPr>
       <w:r>
@@ -250,27 +270,9 @@
           <w:b/>
           <w:sz w:val="28"/>
           <w:szCs w:val="28"/>
-          <w:lang w:val="en-US"/>
-        </w:rPr>
-        <w:t xml:space="preserve">B U Y R U Q </w:t>
-      </w:r>
-      <w:r>
-        <w:rPr>
-          <w:b/>
-          <w:sz w:val="28"/>
-          <w:szCs w:val="28"/>
-          <w:lang w:val="en-US"/>
-        </w:rPr>
-        <w:t xml:space="preserve">№ </w:t>
-      </w:r>
-      <w:r>
-        <w:rPr>
-          <w:b/>
-          <w:sz w:val="28"/>
-          <w:szCs w:val="28"/>
-          <w:lang w:val="en-US"/>
-        </w:rPr>
-        <w:t>05</w:t>
+          <w:lang w:val="uz-Cyrl-UZ"/>
+        </w:rPr>
+        <w:t>B U Y R U Q № 05</w:t>
       </w:r>
     </w:p>
     <w:p>
@@ -283,87 +285,19 @@
           <w:i/>
           <w:sz w:val="24"/>
           <w:szCs w:val="28"/>
-          <w:lang w:val="en-US"/>
+          <w:lang w:val="uz-Cyrl-UZ"/>
         </w:rPr>
       </w:pPr>
-      <w:proofErr w:type="spellStart"/>
       <w:r>
         <w:rPr>
           <w:b/>
           <w:i/>
           <w:sz w:val="24"/>
           <w:szCs w:val="28"/>
-          <w:lang w:val="en-US"/>
-        </w:rPr>
-        <w:t>Ishga</w:t>
-      </w:r>
-      <w:proofErr w:type="spellEnd"/>
-      <w:r>
-        <w:rPr>
-          <w:b/>
-          <w:i/>
-          <w:sz w:val="24"/>
-          <w:szCs w:val="28"/>
-          <w:lang w:val="en-US"/>
-        </w:rPr>
-        <w:t xml:space="preserve"> </w:t>
-      </w:r>
-      <w:proofErr w:type="spellStart"/>
-      <w:r>
-        <w:rPr>
-          <w:b/>
-          <w:i/>
-          <w:sz w:val="24"/>
-          <w:szCs w:val="28"/>
-          <w:lang w:val="en-US"/>
-        </w:rPr>
-        <w:t>qabul</w:t>
-      </w:r>
-      <w:proofErr w:type="spellEnd"/>
-      <w:r>
-        <w:rPr>
-          <w:b/>
-          <w:i/>
-          <w:sz w:val="24"/>
-          <w:szCs w:val="28"/>
-          <w:lang w:val="en-US"/>
-        </w:rPr>
-        <w:t xml:space="preserve"> </w:t>
-      </w:r>
-      <w:proofErr w:type="spellStart"/>
-      <w:r>
-        <w:rPr>
-          <w:b/>
-          <w:i/>
-          <w:sz w:val="24"/>
-          <w:szCs w:val="28"/>
-          <w:lang w:val="en-US"/>
-        </w:rPr>
-        <w:t>qilish</w:t>
-      </w:r>
-      <w:proofErr w:type="spellEnd"/>
-      <w:r>
-        <w:rPr>
-          <w:b/>
-          <w:i/>
-          <w:sz w:val="24"/>
-          <w:szCs w:val="28"/>
-          <w:lang w:val="en-US"/>
-        </w:rPr>
-        <w:t xml:space="preserve"> </w:t>
-      </w:r>
-      <w:proofErr w:type="spellStart"/>
-      <w:r>
-        <w:rPr>
-          <w:b/>
-          <w:i/>
-          <w:sz w:val="24"/>
-          <w:szCs w:val="28"/>
-          <w:lang w:val="en-US"/>
-        </w:rPr>
-        <w:t>to’g’risida</w:t>
-      </w:r>
-      <w:proofErr w:type="spellEnd"/>
+          <w:lang w:val="uz-Cyrl-UZ"/>
+        </w:rPr>
+        <w:t>Ishga qabul qilish to’g’risida</w:t>
+      </w:r>
     </w:p>
     <w:p>
       <w:pPr>
@@ -375,7 +309,7 @@
           <w:b/>
           <w:sz w:val="26"/>
           <w:szCs w:val="26"/>
-          <w:lang w:val="en-US"/>
+          <w:lang w:val="uz-Cyrl-UZ"/>
         </w:rPr>
       </w:pPr>
     </w:p>
@@ -387,105 +321,79 @@
           <w:bCs/>
           <w:sz w:val="26"/>
           <w:szCs w:val="26"/>
-          <w:lang w:val="en-US"/>
+          <w:lang w:val="uz-Cyrl-UZ"/>
         </w:rPr>
       </w:pPr>
-      <w:proofErr w:type="spellStart"/>
-      <w:r>
-        <w:rPr>
-          <w:sz w:val="26"/>
-          <w:szCs w:val="26"/>
-          <w:lang w:val="en-US"/>
-        </w:rPr>
-        <w:t>Makhmudov</w:t>
-      </w:r>
-      <w:proofErr w:type="spellEnd"/>
-      <w:r>
-        <w:rPr>
-          <w:sz w:val="26"/>
-          <w:szCs w:val="26"/>
-          <w:lang w:val="en-US"/>
-        </w:rPr>
-        <w:t xml:space="preserve"> </w:t>
-      </w:r>
-      <w:proofErr w:type="spellStart"/>
-      <w:r>
-        <w:rPr>
-          <w:sz w:val="26"/>
-          <w:szCs w:val="26"/>
-          <w:lang w:val="en-US"/>
-        </w:rPr>
-        <w:t>Jamolbek</w:t>
-      </w:r>
-      <w:proofErr w:type="spellEnd"/>
-      <w:r>
-        <w:rPr>
-          <w:sz w:val="26"/>
-          <w:szCs w:val="26"/>
-          <w:lang w:val="en-US"/>
-        </w:rPr>
-        <w:t xml:space="preserve"> </w:t>
-      </w:r>
-      <w:proofErr w:type="spellStart"/>
-      <w:r>
-        <w:rPr>
-          <w:sz w:val="26"/>
-          <w:szCs w:val="26"/>
-          <w:lang w:val="en-US"/>
-        </w:rPr>
-        <w:t>Ulug’bekovich</w:t>
-      </w:r>
-      <w:proofErr w:type="spellEnd"/>
-      <w:r>
-        <w:rPr>
-          <w:sz w:val="26"/>
-          <w:szCs w:val="26"/>
-          <w:lang w:val="en-US"/>
-        </w:rPr>
-        <w:t xml:space="preserve"> – 01.03.2025 </w:t>
-      </w:r>
-      <w:proofErr w:type="spellStart"/>
-      <w:r>
-        <w:rPr>
-          <w:sz w:val="26"/>
-          <w:szCs w:val="26"/>
-          <w:lang w:val="en-US"/>
-        </w:rPr>
-        <w:t>yildan</w:t>
-      </w:r>
-      <w:proofErr w:type="spellEnd"/>
-      <w:r>
-        <w:rPr>
-          <w:sz w:val="26"/>
-          <w:szCs w:val="26"/>
-          <w:lang w:val="en-US"/>
-        </w:rPr>
-        <w:t xml:space="preserve"> </w:t>
-      </w:r>
-      <w:proofErr w:type="spellStart"/>
-      <w:r>
-        <w:rPr>
-          <w:sz w:val="26"/>
-          <w:szCs w:val="26"/>
-          <w:lang w:val="en-US"/>
-        </w:rPr>
-        <w:t>boshlab</w:t>
-      </w:r>
-      <w:proofErr w:type="spellEnd"/>
-      <w:r>
-        <w:rPr>
-          <w:sz w:val="26"/>
-          <w:szCs w:val="26"/>
-          <w:lang w:val="en-US"/>
-        </w:rPr>
-        <w:t xml:space="preserve"> </w:t>
-      </w:r>
-      <w:r>
-        <w:rPr>
-          <w:bCs/>
-          <w:sz w:val="26"/>
-          <w:szCs w:val="26"/>
-          <w:lang w:val="en-US"/>
+      <w:r>
+        <w:rPr>
+          <w:sz w:val="26"/>
+          <w:szCs w:val="26"/>
+          <w:lang w:val="uz-Cyrl-UZ"/>
+        </w:rPr>
+        <w:t>Yakubov Muzaffar Marksovich</w:t>
+      </w:r>
+      <w:r>
+        <w:rPr>
+          <w:sz w:val="26"/>
+          <w:szCs w:val="26"/>
+          <w:lang w:val="uz-Cyrl-UZ"/>
+        </w:rPr>
+        <w:t xml:space="preserve"> – 0</w:t>
+      </w:r>
+      <w:r>
+        <w:rPr>
+          <w:sz w:val="26"/>
+          <w:szCs w:val="26"/>
+          <w:lang w:val="uz-Cyrl-UZ"/>
+        </w:rPr>
+        <w:t>9</w:t>
+      </w:r>
+      <w:r>
+        <w:rPr>
+          <w:sz w:val="26"/>
+          <w:szCs w:val="26"/>
+          <w:lang w:val="uz-Cyrl-UZ"/>
+        </w:rPr>
+        <w:t>.0</w:t>
+      </w:r>
+      <w:r>
+        <w:rPr>
+          <w:sz w:val="26"/>
+          <w:szCs w:val="26"/>
+          <w:lang w:val="uz-Cyrl-UZ"/>
+        </w:rPr>
+        <w:t>2</w:t>
+      </w:r>
+      <w:r>
+        <w:rPr>
+          <w:sz w:val="26"/>
+          <w:szCs w:val="26"/>
+          <w:lang w:val="uz-Cyrl-UZ"/>
+        </w:rPr>
+        <w:t>.202</w:t>
+      </w:r>
+      <w:r>
+        <w:rPr>
+          <w:sz w:val="26"/>
+          <w:szCs w:val="26"/>
+          <w:lang w:val="uz-Cyrl-UZ"/>
+        </w:rPr>
+        <w:t>6</w:t>
+      </w:r>
+      <w:r>
+        <w:rPr>
+          <w:sz w:val="26"/>
+          <w:szCs w:val="26"/>
+          <w:lang w:val="uz-Cyrl-UZ"/>
+        </w:rPr>
+        <w:t xml:space="preserve"> yildan boshlab </w:t>
+      </w:r>
+      <w:r>
+        <w:rPr>
+          <w:bCs/>
+          <w:sz w:val="26"/>
+          <w:szCs w:val="26"/>
+          <w:lang w:val="uz-Cyrl-UZ"/>
         </w:rPr>
         <w:t>«</w:t>
       </w:r>
@@ -494,7 +402,7 @@
           <w:bCs/>
           <w:sz w:val="26"/>
           <w:szCs w:val="26"/>
-          <w:lang w:val="en-US"/>
+          <w:lang w:val="uz-Cyrl-UZ"/>
         </w:rPr>
         <w:t>MILLION DASTUR</w:t>
       </w:r>
@@ -503,269 +411,27 @@
           <w:bCs/>
           <w:sz w:val="26"/>
           <w:szCs w:val="26"/>
-          <w:lang w:val="en-US"/>
+          <w:lang w:val="uz-Cyrl-UZ"/>
         </w:rPr>
         <w:t xml:space="preserve">» </w:t>
       </w:r>
-      <w:proofErr w:type="spellStart"/>
-      <w:r>
-        <w:rPr>
-          <w:bCs/>
-          <w:sz w:val="26"/>
-          <w:szCs w:val="26"/>
-          <w:lang w:val="en-US"/>
+      <w:r>
+        <w:rPr>
+          <w:bCs/>
+          <w:sz w:val="26"/>
+          <w:szCs w:val="26"/>
+          <w:lang w:val="uz-Cyrl-UZ"/>
         </w:rPr>
         <w:t>oilaviy</w:t>
       </w:r>
-      <w:proofErr w:type="spellEnd"/>
-      <w:r>
-        <w:rPr>
-          <w:bCs/>
-          <w:sz w:val="26"/>
-          <w:szCs w:val="26"/>
-          <w:lang w:val="en-US"/>
-        </w:rPr>
-        <w:t xml:space="preserve"> </w:t>
-      </w:r>
-      <w:proofErr w:type="spellStart"/>
-      <w:r>
-        <w:rPr>
-          <w:bCs/>
-          <w:sz w:val="26"/>
-          <w:szCs w:val="26"/>
-          <w:lang w:val="en-US"/>
-        </w:rPr>
-        <w:t>korxonasi</w:t>
-      </w:r>
-      <w:proofErr w:type="spellEnd"/>
-      <w:r>
-        <w:rPr>
-          <w:bCs/>
-          <w:sz w:val="26"/>
-          <w:szCs w:val="26"/>
-          <w:lang w:val="en-US"/>
-        </w:rPr>
-        <w:t xml:space="preserve"> «</w:t>
-      </w:r>
-      <w:proofErr w:type="spellStart"/>
-      <w:r>
-        <w:rPr>
-          <w:bCs/>
-          <w:sz w:val="26"/>
-          <w:szCs w:val="26"/>
-          <w:lang w:val="en-US"/>
-        </w:rPr>
-        <w:t>Sotuv</w:t>
-      </w:r>
-      <w:proofErr w:type="spellEnd"/>
-      <w:r>
-        <w:rPr>
-          <w:bCs/>
-          <w:sz w:val="26"/>
-          <w:szCs w:val="26"/>
-          <w:lang w:val="en-US"/>
-        </w:rPr>
-        <w:t xml:space="preserve"> </w:t>
-      </w:r>
-      <w:proofErr w:type="spellStart"/>
-      <w:r>
-        <w:rPr>
-          <w:bCs/>
-          <w:sz w:val="26"/>
-          <w:szCs w:val="26"/>
-          <w:lang w:val="en-US"/>
-        </w:rPr>
-        <w:t>menejeri</w:t>
-      </w:r>
-      <w:proofErr w:type="spellEnd"/>
-      <w:r>
-        <w:rPr>
-          <w:bCs/>
-          <w:sz w:val="26"/>
-          <w:szCs w:val="26"/>
-          <w:lang w:val="en-US"/>
-        </w:rPr>
-        <w:t xml:space="preserve">» </w:t>
-      </w:r>
-      <w:proofErr w:type="spellStart"/>
-      <w:r>
-        <w:rPr>
-          <w:bCs/>
-          <w:sz w:val="26"/>
-          <w:szCs w:val="26"/>
-          <w:lang w:val="en-US"/>
-        </w:rPr>
-        <w:t>vazifasiga</w:t>
-      </w:r>
-      <w:proofErr w:type="spellEnd"/>
-      <w:r>
-        <w:rPr>
-          <w:bCs/>
-          <w:sz w:val="26"/>
-          <w:szCs w:val="26"/>
-          <w:lang w:val="en-US"/>
-        </w:rPr>
-        <w:t xml:space="preserve"> </w:t>
-      </w:r>
-      <w:proofErr w:type="spellStart"/>
-      <w:r>
-        <w:rPr>
-          <w:bCs/>
-          <w:sz w:val="26"/>
-          <w:szCs w:val="26"/>
-          <w:lang w:val="en-US"/>
-        </w:rPr>
-        <w:t>ishga</w:t>
-      </w:r>
-      <w:proofErr w:type="spellEnd"/>
-      <w:r>
-        <w:rPr>
-          <w:bCs/>
-          <w:sz w:val="26"/>
-          <w:szCs w:val="26"/>
-          <w:lang w:val="en-US"/>
-        </w:rPr>
-        <w:t xml:space="preserve"> </w:t>
-      </w:r>
-      <w:proofErr w:type="spellStart"/>
-      <w:r>
-        <w:rPr>
-          <w:bCs/>
-          <w:sz w:val="26"/>
-          <w:szCs w:val="26"/>
-          <w:lang w:val="en-US"/>
-        </w:rPr>
-        <w:t>qabul</w:t>
-      </w:r>
-      <w:proofErr w:type="spellEnd"/>
-      <w:r>
-        <w:rPr>
-          <w:bCs/>
-          <w:sz w:val="26"/>
-          <w:szCs w:val="26"/>
-          <w:lang w:val="en-US"/>
-        </w:rPr>
-        <w:t xml:space="preserve"> </w:t>
-      </w:r>
-      <w:proofErr w:type="spellStart"/>
-      <w:r>
-        <w:rPr>
-          <w:bCs/>
-          <w:sz w:val="26"/>
-          <w:szCs w:val="26"/>
-          <w:lang w:val="en-US"/>
-        </w:rPr>
-        <w:t>qilinsiz</w:t>
-      </w:r>
-      <w:proofErr w:type="spellEnd"/>
-      <w:r>
-        <w:rPr>
-          <w:bCs/>
-          <w:sz w:val="26"/>
-          <w:szCs w:val="26"/>
-          <w:lang w:val="en-US"/>
-        </w:rPr>
-        <w:t xml:space="preserve">. </w:t>
-      </w:r>
-      <w:proofErr w:type="spellStart"/>
-      <w:r>
-        <w:rPr>
-          <w:bCs/>
-          <w:sz w:val="26"/>
-          <w:szCs w:val="26"/>
-          <w:lang w:val="en-US"/>
-        </w:rPr>
-        <w:t>Oylik</w:t>
-      </w:r>
-      <w:proofErr w:type="spellEnd"/>
-      <w:r>
-        <w:rPr>
-          <w:bCs/>
-          <w:sz w:val="26"/>
-          <w:szCs w:val="26"/>
-          <w:lang w:val="en-US"/>
-        </w:rPr>
-        <w:t xml:space="preserve"> </w:t>
-      </w:r>
-      <w:proofErr w:type="spellStart"/>
-      <w:r>
-        <w:rPr>
-          <w:bCs/>
-          <w:sz w:val="26"/>
-          <w:szCs w:val="26"/>
-          <w:lang w:val="en-US"/>
-        </w:rPr>
-        <w:t>maoshi</w:t>
-      </w:r>
-      <w:proofErr w:type="spellEnd"/>
-      <w:r>
-        <w:rPr>
-          <w:bCs/>
-          <w:sz w:val="26"/>
-          <w:szCs w:val="26"/>
-          <w:lang w:val="en-US"/>
-        </w:rPr>
-        <w:t xml:space="preserve"> </w:t>
-      </w:r>
-      <w:proofErr w:type="spellStart"/>
-      <w:r>
-        <w:rPr>
-          <w:bCs/>
-          <w:sz w:val="26"/>
-          <w:szCs w:val="26"/>
-          <w:lang w:val="en-US"/>
-        </w:rPr>
-        <w:t>ishbay</w:t>
-      </w:r>
-      <w:proofErr w:type="spellEnd"/>
-      <w:r>
-        <w:rPr>
-          <w:bCs/>
-          <w:sz w:val="26"/>
-          <w:szCs w:val="26"/>
-          <w:lang w:val="en-US"/>
-        </w:rPr>
-        <w:t xml:space="preserve"> </w:t>
-      </w:r>
-      <w:proofErr w:type="spellStart"/>
-      <w:r>
-        <w:rPr>
-          <w:bCs/>
-          <w:sz w:val="26"/>
-          <w:szCs w:val="26"/>
-          <w:lang w:val="en-US"/>
-        </w:rPr>
-        <w:t>usulida</w:t>
-      </w:r>
-      <w:proofErr w:type="spellEnd"/>
-      <w:r>
-        <w:rPr>
-          <w:bCs/>
-          <w:sz w:val="26"/>
-          <w:szCs w:val="26"/>
-          <w:lang w:val="en-US"/>
-        </w:rPr>
-        <w:t xml:space="preserve"> </w:t>
-      </w:r>
-      <w:proofErr w:type="spellStart"/>
-      <w:r>
-        <w:rPr>
-          <w:bCs/>
-          <w:sz w:val="26"/>
-          <w:szCs w:val="26"/>
-          <w:lang w:val="en-US"/>
-        </w:rPr>
-        <w:t>to’lansin</w:t>
-      </w:r>
-      <w:proofErr w:type="spellEnd"/>
-      <w:r>
-        <w:rPr>
-          <w:bCs/>
-          <w:sz w:val="26"/>
-          <w:szCs w:val="26"/>
-          <w:lang w:val="en-US"/>
-        </w:rPr>
-        <w:t>.</w:t>
+      <w:r>
+        <w:rPr>
+          <w:bCs/>
+          <w:sz w:val="26"/>
+          <w:szCs w:val="26"/>
+          <w:lang w:val="uz-Cyrl-UZ"/>
+        </w:rPr>
+        <w:t xml:space="preserve"> korxonasi «Sotuv menejeri» vazifasiga ishga qabul qilinsiz. Oylik maoshi ishbay usulida to’lansin.</w:t>
       </w:r>
     </w:p>
     <w:p>
@@ -777,7 +443,7 @@
           <w:bCs/>
           <w:sz w:val="26"/>
           <w:szCs w:val="26"/>
-          <w:lang w:val="en-US"/>
+          <w:lang w:val="uz-Cyrl-UZ"/>
         </w:rPr>
       </w:pPr>
     </w:p>
@@ -788,30 +454,36 @@
         <w:rPr>
           <w:sz w:val="26"/>
           <w:szCs w:val="26"/>
-          <w:lang w:val="en-US"/>
+          <w:lang w:val="uz-Cyrl-UZ"/>
         </w:rPr>
       </w:pPr>
+      <w:r>
+        <w:rPr>
+          <w:b/>
+          <w:bCs/>
+          <w:sz w:val="26"/>
+          <w:szCs w:val="26"/>
+          <w:lang w:val="uz-Cyrl-UZ"/>
+        </w:rPr>
+        <w:t xml:space="preserve">Asos: </w:t>
+      </w:r>
       <w:proofErr w:type="spellStart"/>
       <w:r>
         <w:rPr>
-          <w:b/>
-          <w:bCs/>
-          <w:sz w:val="26"/>
-          <w:szCs w:val="26"/>
-          <w:lang w:val="en-US"/>
-        </w:rPr>
-        <w:t>Asos</w:t>
+          <w:sz w:val="26"/>
+          <w:szCs w:val="26"/>
+          <w:lang w:val="en-US"/>
+        </w:rPr>
+        <w:t>Yakubov</w:t>
       </w:r>
       <w:proofErr w:type="spellEnd"/>
       <w:r>
         <w:rPr>
-          <w:b/>
-          <w:bCs/>
-          <w:sz w:val="26"/>
-          <w:szCs w:val="26"/>
-          <w:lang w:val="en-US"/>
-        </w:rPr>
-        <w:t xml:space="preserve">: </w:t>
+          <w:sz w:val="26"/>
+          <w:szCs w:val="26"/>
+          <w:lang w:val="en-US"/>
+        </w:rPr>
+        <w:t xml:space="preserve"> </w:t>
       </w:r>
       <w:proofErr w:type="spellStart"/>
       <w:r>
@@ -820,7 +492,7 @@
           <w:szCs w:val="26"/>
           <w:lang w:val="en-US"/>
         </w:rPr>
-        <w:t>Makhmudov</w:t>
+        <w:t>Muzaffar</w:t>
       </w:r>
       <w:proofErr w:type="spellEnd"/>
       <w:r>
@@ -838,124 +510,64 @@
           <w:szCs w:val="26"/>
           <w:lang w:val="en-US"/>
         </w:rPr>
-        <w:t>Jamolbek</w:t>
+        <w:t>Marksovich</w:t>
       </w:r>
       <w:proofErr w:type="spellEnd"/>
       <w:r>
         <w:rPr>
           <w:sz w:val="26"/>
           <w:szCs w:val="26"/>
-          <w:lang w:val="en-US"/>
-        </w:rPr>
-        <w:t xml:space="preserve"> </w:t>
-      </w:r>
-      <w:proofErr w:type="spellStart"/>
-      <w:r>
-        <w:rPr>
-          <w:sz w:val="26"/>
-          <w:szCs w:val="26"/>
-          <w:lang w:val="en-US"/>
-        </w:rPr>
-        <w:t>Ulug’bekovich</w:t>
-      </w:r>
-      <w:proofErr w:type="spellEnd"/>
-      <w:r>
-        <w:rPr>
-          <w:sz w:val="26"/>
-          <w:szCs w:val="26"/>
-          <w:lang w:val="en-US"/>
-        </w:rPr>
-        <w:t xml:space="preserve"> 01.03.2025 </w:t>
-      </w:r>
-      <w:proofErr w:type="spellStart"/>
-      <w:r>
-        <w:rPr>
-          <w:sz w:val="26"/>
-          <w:szCs w:val="26"/>
-          <w:lang w:val="en-US"/>
-        </w:rPr>
-        <w:t>yildagi</w:t>
-      </w:r>
-      <w:proofErr w:type="spellEnd"/>
-      <w:r>
-        <w:rPr>
-          <w:sz w:val="26"/>
-          <w:szCs w:val="26"/>
-          <w:lang w:val="en-US"/>
-        </w:rPr>
-        <w:t xml:space="preserve"> </w:t>
-      </w:r>
-      <w:proofErr w:type="spellStart"/>
-      <w:r>
-        <w:rPr>
-          <w:sz w:val="26"/>
-          <w:szCs w:val="26"/>
-          <w:lang w:val="en-US"/>
-        </w:rPr>
-        <w:t>arizasi</w:t>
-      </w:r>
-      <w:proofErr w:type="spellEnd"/>
-      <w:r>
-        <w:rPr>
-          <w:sz w:val="26"/>
-          <w:szCs w:val="26"/>
-          <w:lang w:val="en-US"/>
-        </w:rPr>
-        <w:t xml:space="preserve"> </w:t>
-      </w:r>
-      <w:proofErr w:type="spellStart"/>
-      <w:r>
-        <w:rPr>
-          <w:sz w:val="26"/>
-          <w:szCs w:val="26"/>
-          <w:lang w:val="en-US"/>
-        </w:rPr>
-        <w:t>va</w:t>
-      </w:r>
-      <w:proofErr w:type="spellEnd"/>
-      <w:r>
-        <w:rPr>
-          <w:sz w:val="26"/>
-          <w:szCs w:val="26"/>
-          <w:lang w:val="en-US"/>
-        </w:rPr>
-        <w:t xml:space="preserve"> </w:t>
-      </w:r>
-      <w:proofErr w:type="spellStart"/>
-      <w:r>
-        <w:rPr>
-          <w:sz w:val="26"/>
-          <w:szCs w:val="26"/>
-          <w:lang w:val="en-US"/>
-        </w:rPr>
-        <w:t>mening</w:t>
-      </w:r>
-      <w:proofErr w:type="spellEnd"/>
-      <w:r>
-        <w:rPr>
-          <w:sz w:val="26"/>
-          <w:szCs w:val="26"/>
-          <w:lang w:val="en-US"/>
-        </w:rPr>
-        <w:t xml:space="preserve"> </w:t>
-      </w:r>
-      <w:proofErr w:type="spellStart"/>
-      <w:r>
-        <w:rPr>
-          <w:sz w:val="26"/>
-          <w:szCs w:val="26"/>
-          <w:lang w:val="en-US"/>
-        </w:rPr>
-        <w:t>buyrug’im</w:t>
-      </w:r>
-      <w:proofErr w:type="spellEnd"/>
-      <w:r>
-        <w:rPr>
-          <w:sz w:val="26"/>
-          <w:szCs w:val="26"/>
-          <w:lang w:val="en-US"/>
-        </w:rPr>
-        <w:t>.</w:t>
+          <w:lang w:val="uz-Cyrl-UZ"/>
+        </w:rPr>
+        <w:t xml:space="preserve"> 0</w:t>
+      </w:r>
+      <w:r>
+        <w:rPr>
+          <w:sz w:val="26"/>
+          <w:szCs w:val="26"/>
+          <w:lang w:val="en-US"/>
+        </w:rPr>
+        <w:t>9</w:t>
+      </w:r>
+      <w:r>
+        <w:rPr>
+          <w:sz w:val="26"/>
+          <w:szCs w:val="26"/>
+          <w:lang w:val="uz-Cyrl-UZ"/>
+        </w:rPr>
+        <w:t>.0</w:t>
+      </w:r>
+      <w:r>
+        <w:rPr>
+          <w:sz w:val="26"/>
+          <w:szCs w:val="26"/>
+          <w:lang w:val="en-US"/>
+        </w:rPr>
+        <w:t>2</w:t>
+      </w:r>
+      <w:r>
+        <w:rPr>
+          <w:sz w:val="26"/>
+          <w:szCs w:val="26"/>
+          <w:lang w:val="uz-Cyrl-UZ"/>
+        </w:rPr>
+        <w:t>.202</w:t>
+      </w:r>
+      <w:r>
+        <w:rPr>
+          <w:sz w:val="26"/>
+          <w:szCs w:val="26"/>
+          <w:lang w:val="en-US"/>
+        </w:rPr>
+        <w:t>6</w:t>
+      </w:r>
+      <w:r>
+        <w:rPr>
+          <w:sz w:val="26"/>
+          <w:szCs w:val="26"/>
+          <w:lang w:val="uz-Cyrl-UZ"/>
+        </w:rPr>
+        <w:t xml:space="preserve"> yildagi arizasi va mening buyrug’im.</w:t>
       </w:r>
     </w:p>
     <w:p>
@@ -967,7 +579,7 @@
           <w:bCs/>
           <w:sz w:val="24"/>
           <w:szCs w:val="24"/>
-          <w:lang w:val="en-US"/>
+          <w:lang w:val="uz-Cyrl-UZ"/>
         </w:rPr>
       </w:pPr>
     </w:p>
@@ -978,84 +590,121 @@
         </w:tabs>
         <w:jc w:val="center"/>
         <w:rPr>
-          <w:sz w:val="28"/>
-          <w:szCs w:val="28"/>
-          <w:lang w:val="en-US"/>
-        </w:rPr>
-      </w:pPr>
-      <w:bookmarkStart w:id="1" w:name="_GoBack"/>
-      <w:bookmarkEnd w:id="1"/>
-      <w:r>
-        <w:rPr>
           <w:noProof/>
           <w:sz w:val="28"/>
           <w:szCs w:val="28"/>
           <w:lang w:eastAsia="ru-RU"/>
         </w:rPr>
-        <w:drawing>
-          <wp:anchor distT="0" distB="0" distL="114300" distR="114300" simplePos="0" relativeHeight="251659264" behindDoc="1" locked="0" layoutInCell="1" allowOverlap="1" wp14:anchorId="1D3AB8F8" wp14:editId="70D6B5B7">
-            <wp:simplePos x="0" y="0"/>
-            <wp:positionH relativeFrom="margin">
-              <wp:posOffset>-182880</wp:posOffset>
-            </wp:positionH>
-            <wp:positionV relativeFrom="paragraph">
-              <wp:posOffset>205105</wp:posOffset>
-            </wp:positionV>
-            <wp:extent cx="6799580" cy="1899920"/>
-            <wp:effectExtent l="0" t="0" r="1270" b="5080"/>
-            <wp:wrapTight wrapText="bothSides">
-              <wp:wrapPolygon edited="0">
-                <wp:start x="0" y="0"/>
-                <wp:lineTo x="0" y="21441"/>
-                <wp:lineTo x="21544" y="21441"/>
-                <wp:lineTo x="21544" y="0"/>
-                <wp:lineTo x="0" y="0"/>
-              </wp:wrapPolygon>
-            </wp:wrapTight>
-            <wp:docPr id="1" name="Рисунок 1"/>
-            <wp:cNvGraphicFramePr>
-              <a:graphicFrameLocks xmlns:a="http://schemas.openxmlformats.org/drawingml/2006/main" noChangeAspect="1"/>
-            </wp:cNvGraphicFramePr>
-            <a:graphic xmlns:a="http://schemas.openxmlformats.org/drawingml/2006/main">
-              <a:graphicData uri="http://schemas.openxmlformats.org/drawingml/2006/picture">
-                <pic:pic xmlns:pic="http://schemas.openxmlformats.org/drawingml/2006/picture">
-                  <pic:nvPicPr>
-                    <pic:cNvPr id="1" name=""/>
-                    <pic:cNvPicPr/>
-                  </pic:nvPicPr>
-                  <pic:blipFill>
-                    <a:blip r:embed="rId4">
-                      <a:extLst>
-                        <a:ext uri="{28A0092B-C50C-407E-A947-70E740481C1C}">
-                          <a14:useLocalDpi xmlns:a14="http://schemas.microsoft.com/office/drawing/2010/main" val="0"/>
-                        </a:ext>
-                      </a:extLst>
-                    </a:blip>
-                    <a:stretch>
-                      <a:fillRect/>
-                    </a:stretch>
-                  </pic:blipFill>
-                  <pic:spPr>
-                    <a:xfrm>
-                      <a:off x="0" y="0"/>
-                      <a:ext cx="6799580" cy="1899920"/>
-                    </a:xfrm>
-                    <a:prstGeom prst="rect">
-                      <a:avLst/>
-                    </a:prstGeom>
-                  </pic:spPr>
-                </pic:pic>
-              </a:graphicData>
-            </a:graphic>
-            <wp14:sizeRelH relativeFrom="margin">
-              <wp14:pctWidth>0</wp14:pctWidth>
-            </wp14:sizeRelH>
-            <wp14:sizeRelV relativeFrom="margin">
-              <wp14:pctHeight>0</wp14:pctHeight>
-            </wp14:sizeRelV>
-          </wp:anchor>
-        </w:drawing>
-      </w:r>
+      </w:pPr>
+      <w:bookmarkStart w:id="1" w:name="_GoBack"/>
+      <w:bookmarkEnd w:id="1"/>
+    </w:p>
+    <w:p>
+      <w:pPr>
+        <w:tabs>
+          <w:tab w:val="left" w:pos="6120"/>
+        </w:tabs>
+        <w:rPr>
+          <w:noProof/>
+          <w:sz w:val="28"/>
+          <w:szCs w:val="28"/>
+          <w:lang w:eastAsia="ru-RU"/>
+        </w:rPr>
+      </w:pPr>
+    </w:p>
+    <w:tbl>
+      <w:tblPr>
+        <w:tblStyle w:val="a7"/>
+        <w:tblW w:w="0" w:type="auto"/>
+        <w:tblBorders>
+          <w:top w:val="none" w:sz="0" w:space="0" w:color="auto"/>
+          <w:left w:val="none" w:sz="0" w:space="0" w:color="auto"/>
+          <w:bottom w:val="none" w:sz="0" w:space="0" w:color="auto"/>
+          <w:right w:val="none" w:sz="0" w:space="0" w:color="auto"/>
+          <w:insideH w:val="none" w:sz="0" w:space="0" w:color="auto"/>
+          <w:insideV w:val="none" w:sz="0" w:space="0" w:color="auto"/>
+        </w:tblBorders>
+        <w:tblLook w:val="04A0" w:firstRow="1" w:lastRow="0" w:firstColumn="1" w:lastColumn="0" w:noHBand="0" w:noVBand="1"/>
+      </w:tblPr>
+      <w:tblGrid>
+        <w:gridCol w:w="4956"/>
+        <w:gridCol w:w="4956"/>
+      </w:tblGrid>
+      <w:tr>
+        <w:tc>
+          <w:tcPr>
+            <w:tcW w:w="4956" w:type="dxa"/>
+          </w:tcPr>
+          <w:p>
+            <w:pPr>
+              <w:tabs>
+                <w:tab w:val="left" w:pos="6120"/>
+              </w:tabs>
+              <w:jc w:val="center"/>
+              <w:rPr>
+                <w:b/>
+                <w:sz w:val="28"/>
+                <w:szCs w:val="28"/>
+                <w:lang w:val="en-US"/>
+              </w:rPr>
+            </w:pPr>
+            <w:proofErr w:type="spellStart"/>
+            <w:r>
+              <w:rPr>
+                <w:b/>
+                <w:sz w:val="28"/>
+                <w:szCs w:val="28"/>
+                <w:lang w:val="en-US"/>
+              </w:rPr>
+              <w:t>Direktor</w:t>
+            </w:r>
+            <w:proofErr w:type="spellEnd"/>
+          </w:p>
+        </w:tc>
+        <w:tc>
+          <w:tcPr>
+            <w:tcW w:w="4956" w:type="dxa"/>
+          </w:tcPr>
+          <w:p>
+            <w:pPr>
+              <w:tabs>
+                <w:tab w:val="left" w:pos="6120"/>
+              </w:tabs>
+              <w:jc w:val="center"/>
+              <w:rPr>
+                <w:b/>
+                <w:sz w:val="28"/>
+                <w:szCs w:val="28"/>
+                <w:lang w:val="en-US"/>
+              </w:rPr>
+            </w:pPr>
+            <w:proofErr w:type="spellStart"/>
+            <w:r>
+              <w:rPr>
+                <w:b/>
+                <w:sz w:val="28"/>
+                <w:szCs w:val="28"/>
+                <w:lang w:val="en-US"/>
+              </w:rPr>
+              <w:t>Sh.Ollaberganov</w:t>
+            </w:r>
+            <w:proofErr w:type="spellEnd"/>
+          </w:p>
+        </w:tc>
+      </w:tr>
+    </w:tbl>
+    <w:p>
+      <w:pPr>
+        <w:tabs>
+          <w:tab w:val="left" w:pos="6120"/>
+        </w:tabs>
+        <w:jc w:val="center"/>
+        <w:rPr>
+          <w:sz w:val="28"/>
+          <w:szCs w:val="28"/>
+          <w:lang w:val="en-US"/>
+        </w:rPr>
+      </w:pPr>
     </w:p>
     <w:sectPr>
       <w:pgSz w:w="11906" w:h="16838"/>
